--- a/Exercise Solutions/Chapter 4/Solution_Ch4.docx
+++ b/Exercise Solutions/Chapter 4/Solution_Ch4.docx
@@ -4,37 +4,16 @@
   <w:body>
     <w:p>
       <w:pPr>
-        <w:numPr>
-          <w:ilvl w:val="0"/>
-          <w:numId w:val="2"/>
-        </w:numPr>
-        <w:tabs>
-          <w:tab w:val="clear" w:pos="720"/>
-        </w:tabs>
-        <w:spacing w:before="100" w:beforeAutospacing="1" w:after="100" w:afterAutospacing="1" w:line="300" w:lineRule="atLeast"/>
-        <w:ind w:left="0" w:firstLine="0"/>
-        <w:outlineLvl w:val="1"/>
-        <w:rPr>
-          <w:rFonts w:ascii="Segoe UI" w:eastAsia="Times New Roman" w:hAnsi="Segoe UI" w:cs="Segoe UI"/>
-          <w:b/>
-          <w:bCs/>
-          <w:kern w:val="0"/>
-          <w:sz w:val="36"/>
-          <w:szCs w:val="36"/>
-          <w14:ligatures w14:val="none"/>
-        </w:rPr>
+        <w:pStyle w:val="Title"/>
       </w:pPr>
       <w:r>
-        <w:rPr>
-          <w:rFonts w:ascii="Segoe UI" w:eastAsia="Times New Roman" w:hAnsi="Segoe UI" w:cs="Segoe UI"/>
-          <w:b/>
-          <w:bCs/>
-          <w:kern w:val="0"/>
-          <w:sz w:val="36"/>
-          <w:szCs w:val="36"/>
-          <w14:ligatures w14:val="none"/>
-        </w:rPr>
-        <w:t>Solutions</w:t>
+        <w:t xml:space="preserve">Solutions to Chapter </w:t>
+      </w:r>
+      <w:r>
+        <w:t>4</w:t>
+      </w:r>
+      <w:r>
+        <w:t xml:space="preserve"> Exercises: </w:t>
       </w:r>
     </w:p>
     <w:p>
@@ -154,15 +133,11 @@
         </w:rPr>
       </w:pPr>
       <w:r>
-        <w:rPr>
-          <w:rFonts w:ascii="Segoe UI" w:eastAsia="Times New Roman" w:hAnsi="Segoe UI" w:cs="Segoe UI"/>
-          <w:noProof/>
-          <w:kern w:val="0"/>
-          <w:sz w:val="21"/>
-          <w:szCs w:val="21"/>
-        </w:rPr>
-        <w:pict w14:anchorId="05321299">
-          <v:rect id="_x0000_i1036" alt="" style="width:451.3pt;height:.05pt;mso-width-percent:0;mso-height-percent:0;mso-width-percent:0;mso-height-percent:0" o:hralign="center" o:hrstd="t" o:hr="t" fillcolor="#a0a0a0" stroked="f"/>
+        <w:pict w14:anchorId="6BDA48D4">
+          <v:rect id="Horizontal Line 1" o:spid="_x0000_s1034" alt="" style="width:451.3pt;height:.05pt;visibility:visible;mso-wrap-style:square;mso-width-percent:0;mso-height-percent:0;mso-left-percent:-10001;mso-top-percent:-10001;mso-position-horizontal:absolute;mso-position-horizontal-relative:char;mso-position-vertical:absolute;mso-position-vertical-relative:line;mso-width-percent:0;mso-height-percent:0;mso-left-percent:-10001;mso-top-percent:-10001;v-text-anchor:top" filled="f">
+            <o:lock v:ext="edit" rotation="t" aspectratio="t" verticies="t" text="t" shapetype="t"/>
+            <w10:anchorlock/>
+          </v:rect>
         </w:pict>
       </w:r>
     </w:p>
@@ -257,15 +232,11 @@
         </w:rPr>
       </w:pPr>
       <w:r>
-        <w:rPr>
-          <w:rFonts w:ascii="Segoe UI" w:eastAsia="Times New Roman" w:hAnsi="Segoe UI" w:cs="Segoe UI"/>
-          <w:noProof/>
-          <w:kern w:val="0"/>
-          <w:sz w:val="21"/>
-          <w:szCs w:val="21"/>
-        </w:rPr>
-        <w:pict w14:anchorId="7463E3E8">
-          <v:rect id="_x0000_i1035" alt="" style="width:451.3pt;height:.05pt;mso-width-percent:0;mso-height-percent:0;mso-width-percent:0;mso-height-percent:0" o:hralign="center" o:hrstd="t" o:hr="t" fillcolor="#a0a0a0" stroked="f"/>
+        <w:pict w14:anchorId="0C7149F7">
+          <v:rect id="Horizontal Line 2" o:spid="_x0000_s1033" alt="" style="width:451.3pt;height:.05pt;visibility:visible;mso-wrap-style:square;mso-width-percent:0;mso-height-percent:0;mso-left-percent:-10001;mso-top-percent:-10001;mso-position-horizontal:absolute;mso-position-horizontal-relative:char;mso-position-vertical:absolute;mso-position-vertical-relative:line;mso-width-percent:0;mso-height-percent:0;mso-left-percent:-10001;mso-top-percent:-10001;v-text-anchor:top" filled="f">
+            <o:lock v:ext="edit" rotation="t" aspectratio="t" verticies="t" text="t" shapetype="t"/>
+            <w10:anchorlock/>
+          </v:rect>
         </w:pict>
       </w:r>
     </w:p>
@@ -386,15 +357,11 @@
         </w:rPr>
       </w:pPr>
       <w:r>
-        <w:rPr>
-          <w:rFonts w:ascii="Segoe UI" w:eastAsia="Times New Roman" w:hAnsi="Segoe UI" w:cs="Segoe UI"/>
-          <w:noProof/>
-          <w:kern w:val="0"/>
-          <w:sz w:val="21"/>
-          <w:szCs w:val="21"/>
-        </w:rPr>
-        <w:pict w14:anchorId="2D0C24C1">
-          <v:rect id="_x0000_i1034" alt="" style="width:451.3pt;height:.05pt;mso-width-percent:0;mso-height-percent:0;mso-width-percent:0;mso-height-percent:0" o:hralign="center" o:hrstd="t" o:hr="t" fillcolor="#a0a0a0" stroked="f"/>
+        <w:pict w14:anchorId="1355682E">
+          <v:rect id="Horizontal Line 3" o:spid="_x0000_s1032" alt="" style="width:451.3pt;height:.05pt;visibility:visible;mso-wrap-style:square;mso-width-percent:0;mso-height-percent:0;mso-left-percent:-10001;mso-top-percent:-10001;mso-position-horizontal:absolute;mso-position-horizontal-relative:char;mso-position-vertical:absolute;mso-position-vertical-relative:line;mso-width-percent:0;mso-height-percent:0;mso-left-percent:-10001;mso-top-percent:-10001;v-text-anchor:top" filled="f">
+            <o:lock v:ext="edit" rotation="t" aspectratio="t" verticies="t" text="t" shapetype="t"/>
+            <w10:anchorlock/>
+          </v:rect>
         </w:pict>
       </w:r>
     </w:p>
@@ -515,15 +482,11 @@
         </w:rPr>
       </w:pPr>
       <w:r>
-        <w:rPr>
-          <w:rFonts w:ascii="Segoe UI" w:eastAsia="Times New Roman" w:hAnsi="Segoe UI" w:cs="Segoe UI"/>
-          <w:kern w:val="0"/>
-          <w:sz w:val="21"/>
-          <w:szCs w:val="21"/>
-          <w14:ligatures w14:val="none"/>
-        </w:rPr>
-        <w:pict w14:anchorId="5F908A1B">
-          <v:rect id="_x0000_i1028" style="width:0;height:1.5pt" o:hralign="center" o:hrstd="t" o:hr="t" fillcolor="#a0a0a0" stroked="f"/>
+        <w:pict w14:anchorId="32EF9FD7">
+          <v:rect id="Horizontal Line 4" o:spid="_x0000_s1031" alt="" style="width:451.3pt;height:1.1pt;visibility:visible;mso-wrap-style:square;mso-width-percent:0;mso-height-percent:0;mso-left-percent:-10001;mso-top-percent:-10001;mso-position-horizontal:absolute;mso-position-horizontal-relative:char;mso-position-vertical:absolute;mso-position-vertical-relative:line;mso-width-percent:0;mso-height-percent:0;mso-left-percent:-10001;mso-top-percent:-10001;v-text-anchor:top" filled="f">
+            <o:lock v:ext="edit" rotation="t" aspectratio="t" verticies="t" text="t" shapetype="t"/>
+            <w10:anchorlock/>
+          </v:rect>
         </w:pict>
       </w:r>
     </w:p>
@@ -644,16 +607,11 @@
         </w:rPr>
       </w:pPr>
       <w:r>
-        <w:rPr>
-          <w:rFonts w:ascii="Segoe UI" w:eastAsia="Times New Roman" w:hAnsi="Segoe UI" w:cs="Segoe UI"/>
-          <w:noProof/>
-          <w:kern w:val="0"/>
-          <w:sz w:val="21"/>
-          <w:szCs w:val="21"/>
-        </w:rPr>
-        <w:lastRenderedPageBreak/>
-        <w:pict w14:anchorId="1B036373">
-          <v:rect id="_x0000_i1033" alt="" style="width:451.3pt;height:.05pt;mso-width-percent:0;mso-height-percent:0;mso-width-percent:0;mso-height-percent:0" o:hralign="center" o:hrstd="t" o:hr="t" fillcolor="#a0a0a0" stroked="f"/>
+        <w:pict w14:anchorId="2290B51D">
+          <v:rect id="Horizontal Line 5" o:spid="_x0000_s1030" alt="" style="width:451.3pt;height:.05pt;visibility:visible;mso-wrap-style:square;mso-width-percent:0;mso-height-percent:0;mso-left-percent:-10001;mso-top-percent:-10001;mso-position-horizontal:absolute;mso-position-horizontal-relative:char;mso-position-vertical:absolute;mso-position-vertical-relative:line;mso-width-percent:0;mso-height-percent:0;mso-left-percent:-10001;mso-top-percent:-10001;v-text-anchor:top" filled="f">
+            <o:lock v:ext="edit" rotation="t" aspectratio="t" verticies="t" text="t" shapetype="t"/>
+            <w10:anchorlock/>
+          </v:rect>
         </w:pict>
       </w:r>
     </w:p>
@@ -774,15 +732,11 @@
         </w:rPr>
       </w:pPr>
       <w:r>
-        <w:rPr>
-          <w:rFonts w:ascii="Segoe UI" w:eastAsia="Times New Roman" w:hAnsi="Segoe UI" w:cs="Segoe UI"/>
-          <w:noProof/>
-          <w:kern w:val="0"/>
-          <w:sz w:val="21"/>
-          <w:szCs w:val="21"/>
-        </w:rPr>
-        <w:pict w14:anchorId="485BD869">
-          <v:rect id="_x0000_i1032" alt="" style="width:451.3pt;height:.05pt;mso-width-percent:0;mso-height-percent:0;mso-width-percent:0;mso-height-percent:0" o:hralign="center" o:hrstd="t" o:hr="t" fillcolor="#a0a0a0" stroked="f"/>
+        <w:pict w14:anchorId="4DBACD22">
+          <v:rect id="Horizontal Line 6" o:spid="_x0000_s1029" alt="" style="width:451.3pt;height:.05pt;visibility:visible;mso-wrap-style:square;mso-width-percent:0;mso-height-percent:0;mso-left-percent:-10001;mso-top-percent:-10001;mso-position-horizontal:absolute;mso-position-horizontal-relative:char;mso-position-vertical:absolute;mso-position-vertical-relative:line;mso-width-percent:0;mso-height-percent:0;mso-left-percent:-10001;mso-top-percent:-10001;v-text-anchor:top" filled="f">
+            <o:lock v:ext="edit" rotation="t" aspectratio="t" verticies="t" text="t" shapetype="t"/>
+            <w10:anchorlock/>
+          </v:rect>
         </w:pict>
       </w:r>
     </w:p>
@@ -903,15 +857,11 @@
         </w:rPr>
       </w:pPr>
       <w:r>
-        <w:rPr>
-          <w:rFonts w:ascii="Segoe UI" w:eastAsia="Times New Roman" w:hAnsi="Segoe UI" w:cs="Segoe UI"/>
-          <w:noProof/>
-          <w:kern w:val="0"/>
-          <w:sz w:val="21"/>
-          <w:szCs w:val="21"/>
-        </w:rPr>
-        <w:pict w14:anchorId="0DA08BAC">
-          <v:rect id="_x0000_i1031" style="width:0;height:1.5pt" o:hralign="center" o:hrstd="t" o:hr="t" fillcolor="#a0a0a0" stroked="f"/>
+        <w:pict w14:anchorId="61BB7202">
+          <v:rect id="Horizontal Line 7" o:spid="_x0000_s1028" alt="" style="width:451.3pt;height:1.1pt;visibility:visible;mso-wrap-style:square;mso-width-percent:0;mso-height-percent:0;mso-left-percent:-10001;mso-top-percent:-10001;mso-position-horizontal:absolute;mso-position-horizontal-relative:char;mso-position-vertical:absolute;mso-position-vertical-relative:line;mso-width-percent:0;mso-height-percent:0;mso-left-percent:-10001;mso-top-percent:-10001;v-text-anchor:top" filled="f">
+            <o:lock v:ext="edit" rotation="t" aspectratio="t" verticies="t" text="t" shapetype="t"/>
+            <w10:anchorlock/>
+          </v:rect>
         </w:pict>
       </w:r>
     </w:p>
@@ -1058,15 +1008,11 @@
         </w:rPr>
       </w:pPr>
       <w:r>
-        <w:rPr>
-          <w:rFonts w:ascii="Segoe UI" w:eastAsia="Times New Roman" w:hAnsi="Segoe UI" w:cs="Segoe UI"/>
-          <w:noProof/>
-          <w:kern w:val="0"/>
-          <w:sz w:val="21"/>
-          <w:szCs w:val="21"/>
-        </w:rPr>
-        <w:pict w14:anchorId="0BC980A6">
-          <v:rect id="_x0000_i1030" alt="" style="width:451.3pt;height:.05pt;mso-width-percent:0;mso-height-percent:0;mso-width-percent:0;mso-height-percent:0" o:hralign="center" o:hrstd="t" o:hr="t" fillcolor="#a0a0a0" stroked="f"/>
+        <w:pict w14:anchorId="5A713EF2">
+          <v:rect id="Horizontal Line 8" o:spid="_x0000_s1027" alt="" style="width:451.3pt;height:.05pt;visibility:visible;mso-wrap-style:square;mso-width-percent:0;mso-height-percent:0;mso-left-percent:-10001;mso-top-percent:-10001;mso-position-horizontal:absolute;mso-position-horizontal-relative:char;mso-position-vertical:absolute;mso-position-vertical-relative:line;mso-width-percent:0;mso-height-percent:0;mso-left-percent:-10001;mso-top-percent:-10001;v-text-anchor:top" filled="f">
+            <o:lock v:ext="edit" rotation="t" aspectratio="t" verticies="t" text="t" shapetype="t"/>
+            <w10:anchorlock/>
+          </v:rect>
         </w:pict>
       </w:r>
     </w:p>
@@ -1187,15 +1133,11 @@
         </w:rPr>
       </w:pPr>
       <w:r>
-        <w:rPr>
-          <w:rFonts w:ascii="Segoe UI" w:eastAsia="Times New Roman" w:hAnsi="Segoe UI" w:cs="Segoe UI"/>
-          <w:noProof/>
-          <w:kern w:val="0"/>
-          <w:sz w:val="21"/>
-          <w:szCs w:val="21"/>
-        </w:rPr>
-        <w:pict w14:anchorId="24DC52DC">
-          <v:rect id="_x0000_i1029" style="width:0;height:1.5pt" o:hralign="center" o:hrstd="t" o:hr="t" fillcolor="#a0a0a0" stroked="f"/>
+        <w:pict w14:anchorId="7313CA63">
+          <v:rect id="Horizontal Line 9" o:spid="_x0000_s1026" alt="" style="width:451.3pt;height:1.1pt;visibility:visible;mso-wrap-style:square;mso-width-percent:0;mso-height-percent:0;mso-left-percent:-10001;mso-top-percent:-10001;mso-position-horizontal:absolute;mso-position-horizontal-relative:char;mso-position-vertical:absolute;mso-position-vertical-relative:line;mso-width-percent:0;mso-height-percent:0;mso-left-percent:-10001;mso-top-percent:-10001;v-text-anchor:top" filled="f">
+            <o:lock v:ext="edit" rotation="t" aspectratio="t" verticies="t" text="t" shapetype="t"/>
+            <w10:anchorlock/>
+          </v:rect>
         </w:pict>
       </w:r>
     </w:p>
